--- a/00-首页/题组Word/专项卷/二分册/专项卷VIII-教师版.docx
+++ b/00-首页/题组Word/专项卷/二分册/专项卷VIII-教师版.docx
@@ -2400,15 +2400,25 @@
         <w:rPr>
           <w:rFonts w:ascii="Times New Roman" w:hAnsi="Times New Roman" w:eastAsia="Times New Roman" w:cs="Times New Roman"/>
         </w:rPr>
-        <w:t xml:space="preserve"> NO</w:t>
-      </w:r>
-      <w:r>
-        <w:rPr>
-          <w:rFonts w:ascii="Times New Roman" w:hAnsi="Times New Roman" w:eastAsia="Times New Roman" w:cs="Times New Roman"/>
-          <w:vertAlign w:val="subscript"/>
-        </w:rPr>
-        <w:t>2</w:t>
-      </w:r>
+        <w:t xml:space="preserve"> </w:t>
+      </w:r>
+      <m:oMath>
+        <m:r>
+          <m:t>N</m:t>
+        </m:r>
+        <m:sSub>
+          <m:e>
+            <m:r>
+              <m:t>O</m:t>
+            </m:r>
+          </m:e>
+          <m:sub>
+            <m:r>
+              <m:t>2</m:t>
+            </m:r>
+          </m:sub>
+        </m:sSub>
+      </m:oMath>
       <w:r>
         <w:rPr>
           <w:rFonts w:ascii="Times New Roman" w:hAnsi="Times New Roman" w:eastAsia="Times New Roman" w:cs="Times New Roman"/>
@@ -3877,15 +3887,25 @@
         <w:rPr>
           <w:rFonts w:ascii="Times New Roman" w:hAnsi="Times New Roman" w:eastAsia="Times New Roman" w:cs="Times New Roman"/>
         </w:rPr>
-        <w:t xml:space="preserve"> H</w:t>
-      </w:r>
-      <w:r>
-        <w:rPr>
-          <w:rFonts w:ascii="Times New Roman" w:hAnsi="Times New Roman" w:eastAsia="Times New Roman" w:cs="Times New Roman"/>
-          <w:vertAlign w:val="superscript"/>
-        </w:rPr>
-        <w:t>+</w:t>
-      </w:r>
+        <w:t xml:space="preserve"> </w:t>
+      </w:r>
+      <m:oMath>
+        <m:sSup>
+          <m:e>
+            <m:r>
+              <m:t>H</m:t>
+            </m:r>
+          </m:e>
+          <m:sup>
+            <m:r>
+              <m:rPr>
+                <m:sty m:val="p"/>
+              </m:rPr>
+              <m:t>+</m:t>
+            </m:r>
+          </m:sup>
+        </m:sSup>
+      </m:oMath>
       <w:r>
         <w:rPr>
           <w:rFonts w:ascii="Times New Roman" w:hAnsi="Times New Roman" w:eastAsia="Times New Roman" w:cs="Times New Roman"/>
@@ -4892,15 +4912,31 @@
         <w:rPr>
           <w:rFonts w:ascii="Times New Roman" w:hAnsi="Times New Roman" w:eastAsia="Times New Roman" w:cs="Times New Roman"/>
         </w:rPr>
-        <w:t xml:space="preserve"> CuSO</w:t>
-      </w:r>
-      <w:r>
-        <w:rPr>
-          <w:rFonts w:ascii="Times New Roman" w:hAnsi="Times New Roman" w:eastAsia="Times New Roman" w:cs="Times New Roman"/>
-          <w:vertAlign w:val="subscript"/>
-        </w:rPr>
-        <w:t>4</w:t>
-      </w:r>
+        <w:t xml:space="preserve"> </w:t>
+      </w:r>
+      <m:oMath>
+        <m:r>
+          <m:t>C</m:t>
+        </m:r>
+        <m:r>
+          <m:t>u</m:t>
+        </m:r>
+        <m:r>
+          <m:t>S</m:t>
+        </m:r>
+        <m:sSub>
+          <m:e>
+            <m:r>
+              <m:t>O</m:t>
+            </m:r>
+          </m:e>
+          <m:sub>
+            <m:r>
+              <m:t>4</m:t>
+            </m:r>
+          </m:sub>
+        </m:sSub>
+      </m:oMath>
       <w:r>
         <w:rPr>
           <w:rFonts w:ascii="Times New Roman" w:hAnsi="Times New Roman" w:eastAsia="Times New Roman" w:cs="Times New Roman"/>
@@ -5935,15 +5971,31 @@
         <w:rPr>
           <w:rFonts w:ascii="Times New Roman" w:hAnsi="Times New Roman" w:eastAsia="Times New Roman" w:cs="Times New Roman"/>
         </w:rPr>
-        <w:t xml:space="preserve"> Cu</w:t>
-      </w:r>
-      <w:r>
-        <w:rPr>
-          <w:rFonts w:ascii="Times New Roman" w:hAnsi="Times New Roman" w:eastAsia="Times New Roman" w:cs="Times New Roman"/>
-          <w:vertAlign w:val="superscript"/>
-        </w:rPr>
-        <w:t>2+</w:t>
-      </w:r>
+        <w:t xml:space="preserve"> </w:t>
+      </w:r>
+      <m:oMath>
+        <m:r>
+          <m:t>C</m:t>
+        </m:r>
+        <m:sSup>
+          <m:e>
+            <m:r>
+              <m:t>u</m:t>
+            </m:r>
+          </m:e>
+          <m:sup>
+            <m:r>
+              <m:t>2</m:t>
+            </m:r>
+            <m:r>
+              <m:rPr>
+                <m:sty m:val="p"/>
+              </m:rPr>
+              <m:t>+</m:t>
+            </m:r>
+          </m:sup>
+        </m:sSup>
+      </m:oMath>
       <w:r>
         <w:rPr>
           <w:rFonts w:ascii="Times New Roman" w:hAnsi="Times New Roman" w:eastAsia="Times New Roman" w:cs="Times New Roman"/>
@@ -5960,15 +6012,28 @@
         <w:rPr>
           <w:rFonts w:ascii="Times New Roman" w:hAnsi="Times New Roman" w:eastAsia="Times New Roman" w:cs="Times New Roman"/>
         </w:rPr>
-        <w:t xml:space="preserve"> Cl</w:t>
-      </w:r>
-      <w:r>
-        <w:rPr>
-          <w:rFonts w:ascii="Times New Roman" w:hAnsi="Times New Roman" w:eastAsia="Times New Roman" w:cs="Times New Roman"/>
-          <w:vertAlign w:val="superscript"/>
-        </w:rPr>
-        <w:t>-</w:t>
-      </w:r>
+        <w:t xml:space="preserve"> </w:t>
+      </w:r>
+      <m:oMath>
+        <m:r>
+          <m:t>C</m:t>
+        </m:r>
+        <m:sSup>
+          <m:e>
+            <m:r>
+              <m:t>l</m:t>
+            </m:r>
+          </m:e>
+          <m:sup>
+            <m:r>
+              <m:rPr>
+                <m:sty m:val="p"/>
+              </m:rPr>
+              <m:t>−</m:t>
+            </m:r>
+          </m:sup>
+        </m:sSup>
+      </m:oMath>
       <w:r>
         <w:rPr>
           <w:rFonts w:ascii="Times New Roman" w:hAnsi="Times New Roman" w:eastAsia="Times New Roman" w:cs="Times New Roman"/>
@@ -6914,15 +6979,22 @@
         <w:rPr>
           <w:rFonts w:ascii="Times New Roman" w:hAnsi="Times New Roman" w:eastAsia="Times New Roman" w:cs="Times New Roman"/>
         </w:rPr>
-        <w:t xml:space="preserve"> I</w:t>
-      </w:r>
-      <w:r>
-        <w:rPr>
-          <w:rFonts w:ascii="Times New Roman" w:hAnsi="Times New Roman" w:eastAsia="Times New Roman" w:cs="Times New Roman"/>
-          <w:vertAlign w:val="subscript"/>
-        </w:rPr>
-        <w:t>2</w:t>
-      </w:r>
+        <w:t xml:space="preserve"> </w:t>
+      </w:r>
+      <m:oMath>
+        <m:sSub>
+          <m:e>
+            <m:r>
+              <m:t>I</m:t>
+            </m:r>
+          </m:e>
+          <m:sub>
+            <m:r>
+              <m:t>2</m:t>
+            </m:r>
+          </m:sub>
+        </m:sSub>
+      </m:oMath>
       <w:r>
         <w:rPr>
           <w:rFonts w:ascii="Times New Roman" w:hAnsi="Times New Roman" w:eastAsia="Times New Roman" w:cs="Times New Roman"/>
@@ -6939,15 +7011,31 @@
         <w:rPr>
           <w:rFonts w:ascii="Times New Roman" w:hAnsi="Times New Roman" w:eastAsia="Times New Roman" w:cs="Times New Roman"/>
         </w:rPr>
-        <w:t xml:space="preserve"> Fe</w:t>
-      </w:r>
-      <w:r>
-        <w:rPr>
-          <w:rFonts w:ascii="Times New Roman" w:hAnsi="Times New Roman" w:eastAsia="Times New Roman" w:cs="Times New Roman"/>
-          <w:vertAlign w:val="superscript"/>
-        </w:rPr>
-        <w:t>3+</w:t>
-      </w:r>
+        <w:t xml:space="preserve"> </w:t>
+      </w:r>
+      <m:oMath>
+        <m:r>
+          <m:t>F</m:t>
+        </m:r>
+        <m:sSup>
+          <m:e>
+            <m:r>
+              <m:t>e</m:t>
+            </m:r>
+          </m:e>
+          <m:sup>
+            <m:r>
+              <m:t>3</m:t>
+            </m:r>
+            <m:r>
+              <m:rPr>
+                <m:sty m:val="p"/>
+              </m:rPr>
+              <m:t>+</m:t>
+            </m:r>
+          </m:sup>
+        </m:sSup>
+      </m:oMath>
       <w:r>
         <w:rPr>
           <w:rFonts w:ascii="Times New Roman" w:hAnsi="Times New Roman" w:eastAsia="Times New Roman" w:cs="Times New Roman"/>
@@ -7177,15 +7265,31 @@
         <w:rPr>
           <w:rFonts w:ascii="Times New Roman" w:hAnsi="Times New Roman" w:eastAsia="Times New Roman" w:cs="Times New Roman"/>
         </w:rPr>
-        <w:t xml:space="preserve"> Fe</w:t>
-      </w:r>
-      <w:r>
-        <w:rPr>
-          <w:rFonts w:ascii="Times New Roman" w:hAnsi="Times New Roman" w:eastAsia="Times New Roman" w:cs="Times New Roman"/>
-          <w:vertAlign w:val="superscript"/>
-        </w:rPr>
-        <w:t>2+</w:t>
-      </w:r>
+        <w:t xml:space="preserve"> </w:t>
+      </w:r>
+      <m:oMath>
+        <m:r>
+          <m:t>F</m:t>
+        </m:r>
+        <m:sSup>
+          <m:e>
+            <m:r>
+              <m:t>e</m:t>
+            </m:r>
+          </m:e>
+          <m:sup>
+            <m:r>
+              <m:t>2</m:t>
+            </m:r>
+            <m:r>
+              <m:rPr>
+                <m:sty m:val="p"/>
+              </m:rPr>
+              <m:t>+</m:t>
+            </m:r>
+          </m:sup>
+        </m:sSup>
+      </m:oMath>
       <w:r>
         <w:rPr>
           <w:rFonts w:ascii="Times New Roman" w:hAnsi="Times New Roman" w:eastAsia="Times New Roman" w:cs="Times New Roman"/>
@@ -7422,15 +7526,31 @@
         <w:rPr>
           <w:rFonts w:ascii="Times New Roman" w:hAnsi="Times New Roman" w:eastAsia="Times New Roman" w:cs="Times New Roman"/>
         </w:rPr>
-        <w:t xml:space="preserve"> Fe</w:t>
-      </w:r>
-      <w:r>
-        <w:rPr>
-          <w:rFonts w:ascii="Times New Roman" w:hAnsi="Times New Roman" w:eastAsia="Times New Roman" w:cs="Times New Roman"/>
-          <w:vertAlign w:val="superscript"/>
-        </w:rPr>
-        <w:t>3+</w:t>
-      </w:r>
+        <w:t xml:space="preserve"> </w:t>
+      </w:r>
+      <m:oMath>
+        <m:r>
+          <m:t>F</m:t>
+        </m:r>
+        <m:sSup>
+          <m:e>
+            <m:r>
+              <m:t>e</m:t>
+            </m:r>
+          </m:e>
+          <m:sup>
+            <m:r>
+              <m:t>3</m:t>
+            </m:r>
+            <m:r>
+              <m:rPr>
+                <m:sty m:val="p"/>
+              </m:rPr>
+              <m:t>+</m:t>
+            </m:r>
+          </m:sup>
+        </m:sSup>
+      </m:oMath>
       <w:r>
         <w:rPr>
           <w:rFonts w:ascii="Times New Roman" w:hAnsi="Times New Roman" w:eastAsia="Times New Roman" w:cs="Times New Roman"/>
@@ -9985,15 +10105,22 @@
         <w:rPr>
           <w:rFonts w:ascii="Times New Roman" w:hAnsi="Times New Roman" w:eastAsia="Times New Roman" w:cs="Times New Roman"/>
         </w:rPr>
-        <w:t xml:space="preserve"> X</w:t>
-      </w:r>
-      <w:r>
-        <w:rPr>
-          <w:rFonts w:ascii="Times New Roman" w:hAnsi="Times New Roman" w:eastAsia="Times New Roman" w:cs="Times New Roman"/>
-          <w:vertAlign w:val="subscript"/>
-        </w:rPr>
-        <w:t>2</w:t>
-      </w:r>
+        <w:t xml:space="preserve"> </w:t>
+      </w:r>
+      <m:oMath>
+        <m:sSub>
+          <m:e>
+            <m:r>
+              <m:t>X</m:t>
+            </m:r>
+          </m:e>
+          <m:sub>
+            <m:r>
+              <m:t>2</m:t>
+            </m:r>
+          </m:sub>
+        </m:sSub>
+      </m:oMath>
       <w:r>
         <w:rPr>
           <w:rFonts w:ascii="Times New Roman" w:hAnsi="Times New Roman" w:eastAsia="Times New Roman" w:cs="Times New Roman"/>
@@ -10156,22 +10283,33 @@
         <w:rPr>
           <w:rFonts w:ascii="Times New Roman" w:hAnsi="Times New Roman" w:eastAsia="Times New Roman" w:cs="Times New Roman"/>
         </w:rPr>
-        <w:t xml:space="preserve"> BF</w:t>
-      </w:r>
-      <w:r>
-        <w:rPr>
-          <w:rFonts w:ascii="Times New Roman" w:hAnsi="Times New Roman" w:eastAsia="Times New Roman" w:cs="Times New Roman"/>
-          <w:vertAlign w:val="subscript"/>
-        </w:rPr>
-        <w:t>4</w:t>
-      </w:r>
-      <w:r>
-        <w:rPr>
-          <w:rFonts w:ascii="Times New Roman" w:hAnsi="Times New Roman" w:eastAsia="Times New Roman" w:cs="Times New Roman"/>
-          <w:vertAlign w:val="superscript"/>
-        </w:rPr>
-        <w:t>-</w:t>
-      </w:r>
+        <w:t xml:space="preserve"> </w:t>
+      </w:r>
+      <m:oMath>
+        <m:r>
+          <m:t>B</m:t>
+        </m:r>
+        <m:sSubSup>
+          <m:e>
+            <m:r>
+              <m:t>F</m:t>
+            </m:r>
+          </m:e>
+          <m:sub>
+            <m:r>
+              <m:t>4</m:t>
+            </m:r>
+          </m:sub>
+          <m:sup>
+            <m:r>
+              <m:rPr>
+                <m:sty m:val="p"/>
+              </m:rPr>
+              <m:t>−</m:t>
+            </m:r>
+          </m:sup>
+        </m:sSubSup>
+      </m:oMath>
       <w:r>
         <w:rPr>
           <w:rFonts w:ascii="Times New Roman" w:hAnsi="Times New Roman" w:eastAsia="Times New Roman" w:cs="Times New Roman"/>
@@ -23314,7 +23452,7 @@
     <ns0:name ns0:val="Verbatim Char"/>
     <ns0:basedOn ns0:val="BodyTextChar"/>
     <ns0:rPr>
-      <ns0:rFonts ns0:ascii="Times New Roman" ns0:cs="Times New Roman" ns0:eastAsia="FangSong" ns0:hAnsi="Times New Roman"/>
+      <ns0:rFonts ns0:ascii="SimSun" ns0:cs="SimSun" ns0:eastAsia="SimSun" ns0:hAnsi="SimSun"/>
       <ns0:b ns0:val="0"/>
       <ns0:sz ns0:val="20"/>
     </ns0:rPr>
@@ -23376,7 +23514,7 @@
       <w:wordWrap w:val="off"/>
     </w:pPr>
     <ns0:rPr>
-      <w:rFonts ns0:ascii="Times New Roman" ns0:hAnsi="Times New Roman" ns0:eastAsia="FangSong" ns0:cs="Times New Roman"/>
+      <w:rFonts ns0:ascii="SimSun" ns0:hAnsi="SimSun" ns0:eastAsia="SimSun" ns0:cs="SimSun"/>
     </ns0:rPr>
   </w:style>
   <w:style w:type="character" w:customStyle="1" w:styleId="KeywordTok">

--- a/00-首页/题组Word/专项卷/二分册/专项卷VIII-教师版.docx
+++ b/00-首页/题组Word/专项卷/二分册/专项卷VIII-教师版.docx
@@ -1123,7 +1123,7 @@
         </w:rPr>
         <w:drawing>
           <wp:inline>
-            <wp:extent cx="3600000" cy="1501382"/>
+            <wp:extent cx="3600000" cy="1484793"/>
             <wp:effectExtent b="0" l="0" r="0" t="0"/>
             <wp:docPr descr="" title="" id="13" name="Picture"/>
             <a:graphic>
@@ -1144,7 +1144,7 @@
                   <pic:spPr bwMode="auto">
                     <a:xfrm>
                       <a:off x="0" y="0"/>
-                      <a:ext cx="3600000" cy="1501382"/>
+                      <a:ext cx="3600000" cy="1484793"/>
                     </a:xfrm>
                     <a:prstGeom prst="rect">
                       <a:avLst/>
@@ -5039,7 +5039,7 @@
         </w:rPr>
         <w:drawing>
           <wp:inline>
-            <wp:extent cx="3600000" cy="1932631"/>
+            <wp:extent cx="3600000" cy="1926316"/>
             <wp:effectExtent b="0" l="0" r="0" t="0"/>
             <wp:docPr descr="" title="" id="25" name="Picture"/>
             <a:graphic>
@@ -5060,7 +5060,7 @@
                   <pic:spPr bwMode="auto">
                     <a:xfrm>
                       <a:off x="0" y="0"/>
-                      <a:ext cx="3600000" cy="1932631"/>
+                      <a:ext cx="3600000" cy="1926316"/>
                     </a:xfrm>
                     <a:prstGeom prst="rect">
                       <a:avLst/>
@@ -7067,7 +7067,7 @@
         </w:rPr>
         <w:drawing>
           <wp:inline>
-            <wp:extent cx="3240000" cy="2840290"/>
+            <wp:extent cx="3240000" cy="2830885"/>
             <wp:effectExtent b="0" l="0" r="0" t="0"/>
             <wp:docPr descr="" title="" id="32" name="Picture"/>
             <a:graphic>
@@ -7088,7 +7088,7 @@
                   <pic:spPr bwMode="auto">
                     <a:xfrm>
                       <a:off x="0" y="0"/>
-                      <a:ext cx="3240000" cy="2840290"/>
+                      <a:ext cx="3240000" cy="2830885"/>
                     </a:xfrm>
                     <a:prstGeom prst="rect">
                       <a:avLst/>
@@ -8698,7 +8698,7 @@
         </w:rPr>
         <w:drawing>
           <wp:inline>
-            <wp:extent cx="3600000" cy="948460"/>
+            <wp:extent cx="3600000" cy="920769"/>
             <wp:effectExtent b="0" l="0" r="0" t="0"/>
             <wp:docPr descr="" title="" id="39" name="Picture"/>
             <a:graphic>
@@ -8719,7 +8719,7 @@
                   <pic:spPr bwMode="auto">
                     <a:xfrm>
                       <a:off x="0" y="0"/>
-                      <a:ext cx="3600000" cy="948460"/>
+                      <a:ext cx="3600000" cy="920769"/>
                     </a:xfrm>
                     <a:prstGeom prst="rect">
                       <a:avLst/>
@@ -10441,7 +10441,7 @@
         </w:rPr>
         <w:drawing>
           <wp:inline>
-            <wp:extent cx="3600000" cy="1437603"/>
+            <wp:extent cx="3600000" cy="1423116"/>
             <wp:effectExtent b="0" l="0" r="0" t="0"/>
             <wp:docPr descr="" title="" id="49" name="Picture"/>
             <a:graphic>
@@ -10462,7 +10462,7 @@
                   <pic:spPr bwMode="auto">
                     <a:xfrm>
                       <a:off x="0" y="0"/>
-                      <a:ext cx="3600000" cy="1437603"/>
+                      <a:ext cx="3600000" cy="1423116"/>
                     </a:xfrm>
                     <a:prstGeom prst="rect">
                       <a:avLst/>
@@ -10590,6 +10590,8 @@
           <w:ilvl w:val="0"/>
           <w:numId w:val="1012"/>
         </w:numPr>
+        <w:ind w:left="480" w:hanging="480"/>
+        <w:spacing w:after="0"/>
       </w:pPr>
       <w:r>
         <w:rPr>
@@ -10657,6 +10659,16 @@
         </w:rPr>
         <w:t xml:space="preserve"> </w:t>
       </w:r>
+    </w:p>
+    <w:p>
+      <w:pPr>
+        <w:numPr>
+          <w:ilvl w:val="0"/>
+          <w:numId w:val="1012"/>
+        </w:numPr>
+        <w:ind w:left="480" w:hanging="480"/>
+        <w:spacing w:before="0" w:after="0"/>
+      </w:pPr>
       <w:r>
         <w:rPr>
           <w:rFonts w:ascii="Times New Roman" w:hAnsi="Times New Roman" w:eastAsia="Times New Roman" w:cs="Times New Roman"/>
@@ -10728,7 +10740,23 @@
         <w:rPr>
           <w:rFonts w:ascii="Times New Roman" w:hAnsi="Times New Roman" w:eastAsia="Times New Roman" w:cs="Times New Roman"/>
         </w:rPr>
-        <w:t xml:space="preserve">　B.</w:t>
+        <w:t xml:space="preserve">　</w:t>
+      </w:r>
+    </w:p>
+    <w:p>
+      <w:pPr>
+        <w:numPr>
+          <w:ilvl w:val="0"/>
+          <w:numId w:val="1012"/>
+        </w:numPr>
+        <w:ind w:left="480" w:hanging="480"/>
+        <w:spacing w:before="0" w:after="0"/>
+      </w:pPr>
+      <w:r>
+        <w:rPr>
+          <w:rFonts w:ascii="Times New Roman" w:hAnsi="Times New Roman" w:eastAsia="Times New Roman" w:cs="Times New Roman"/>
+        </w:rPr>
+        <w:t xml:space="preserve">B.</w:t>
       </w:r>
       <w:r>
         <w:rPr>
@@ -10803,7 +10831,23 @@
         <w:rPr>
           <w:rFonts w:ascii="Times New Roman" w:hAnsi="Times New Roman" w:eastAsia="Times New Roman" w:cs="Times New Roman"/>
         </w:rPr>
-        <w:t xml:space="preserve">　C.</w:t>
+        <w:t xml:space="preserve">　</w:t>
+      </w:r>
+    </w:p>
+    <w:p>
+      <w:pPr>
+        <w:numPr>
+          <w:ilvl w:val="0"/>
+          <w:numId w:val="1012"/>
+        </w:numPr>
+        <w:ind w:left="480" w:hanging="480"/>
+        <w:spacing w:before="0" w:after="0"/>
+      </w:pPr>
+      <w:r>
+        <w:rPr>
+          <w:rFonts w:ascii="Times New Roman" w:hAnsi="Times New Roman" w:eastAsia="Times New Roman" w:cs="Times New Roman"/>
+        </w:rPr>
+        <w:t xml:space="preserve">C.</w:t>
       </w:r>
       <w:r>
         <w:rPr>
@@ -10861,7 +10905,23 @@
         <w:rPr>
           <w:rFonts w:ascii="Times New Roman" w:hAnsi="Times New Roman" w:eastAsia="Times New Roman" w:cs="Times New Roman"/>
         </w:rPr>
-        <w:t xml:space="preserve">　D.</w:t>
+        <w:t xml:space="preserve">　</w:t>
+      </w:r>
+    </w:p>
+    <w:p>
+      <w:pPr>
+        <w:numPr>
+          <w:ilvl w:val="0"/>
+          <w:numId w:val="1012"/>
+        </w:numPr>
+        <w:ind w:left="480" w:hanging="480"/>
+        <w:spacing w:before="0" w:after="180"/>
+      </w:pPr>
+      <w:r>
+        <w:rPr>
+          <w:rFonts w:ascii="Times New Roman" w:hAnsi="Times New Roman" w:eastAsia="Times New Roman" w:cs="Times New Roman"/>
+        </w:rPr>
+        <w:t xml:space="preserve">D.</w:t>
       </w:r>
       <w:r>
         <w:rPr>
@@ -11005,7 +11065,7 @@
         </w:rPr>
         <w:drawing>
           <wp:inline>
-            <wp:extent cx="3600000" cy="862721"/>
+            <wp:extent cx="3600000" cy="839462"/>
             <wp:effectExtent b="0" l="0" r="0" t="0"/>
             <wp:docPr descr="" title="" id="52" name="Picture"/>
             <a:graphic>
@@ -11026,7 +11086,7 @@
                   <pic:spPr bwMode="auto">
                     <a:xfrm>
                       <a:off x="0" y="0"/>
-                      <a:ext cx="3600000" cy="862721"/>
+                      <a:ext cx="3600000" cy="839462"/>
                     </a:xfrm>
                     <a:prstGeom prst="rect">
                       <a:avLst/>
@@ -13258,7 +13318,7 @@
         </w:rPr>
         <w:drawing>
           <wp:inline>
-            <wp:extent cx="1943100" cy="2235200"/>
+            <wp:extent cx="1800933" cy="2235200"/>
             <wp:effectExtent b="0" l="0" r="0" t="0"/>
             <wp:docPr descr="" title="" id="64" name="Picture"/>
             <a:graphic>
@@ -13279,7 +13339,7 @@
                   <pic:spPr bwMode="auto">
                     <a:xfrm>
                       <a:off x="0" y="0"/>
-                      <a:ext cx="1943100" cy="2235200"/>
+                      <a:ext cx="1800933" cy="2235200"/>
                     </a:xfrm>
                     <a:prstGeom prst="rect">
                       <a:avLst/>
@@ -13981,7 +14041,7 @@
         </w:rPr>
         <w:drawing>
           <wp:inline>
-            <wp:extent cx="3600000" cy="772808"/>
+            <wp:extent cx="3600000" cy="738129"/>
             <wp:effectExtent b="0" l="0" r="0" t="0"/>
             <wp:docPr descr="" title="" id="69" name="Picture"/>
             <a:graphic>
@@ -14002,7 +14062,7 @@
                   <pic:spPr bwMode="auto">
                     <a:xfrm>
                       <a:off x="0" y="0"/>
-                      <a:ext cx="3600000" cy="772808"/>
+                      <a:ext cx="3600000" cy="738129"/>
                     </a:xfrm>
                     <a:prstGeom prst="rect">
                       <a:avLst/>
@@ -14406,7 +14466,7 @@
         </w:rPr>
         <w:drawing>
           <wp:inline>
-            <wp:extent cx="3600000" cy="1719563"/>
+            <wp:extent cx="3585700" cy="1719563"/>
             <wp:effectExtent b="0" l="0" r="0" t="0"/>
             <wp:docPr descr="" title="" id="75" name="Picture"/>
             <a:graphic>
@@ -14427,7 +14487,7 @@
                   <pic:spPr bwMode="auto">
                     <a:xfrm>
                       <a:off x="0" y="0"/>
-                      <a:ext cx="3600000" cy="1719563"/>
+                      <a:ext cx="3585700" cy="1719563"/>
                     </a:xfrm>
                     <a:prstGeom prst="rect">
                       <a:avLst/>
@@ -14458,7 +14518,7 @@
         </w:rPr>
         <w:drawing>
           <wp:inline>
-            <wp:extent cx="3600000" cy="1123489"/>
+            <wp:extent cx="3600000" cy="1111409"/>
             <wp:effectExtent b="0" l="0" r="0" t="0"/>
             <wp:docPr descr="" title="" id="78" name="Picture"/>
             <a:graphic>
@@ -14479,7 +14539,7 @@
                   <pic:spPr bwMode="auto">
                     <a:xfrm>
                       <a:off x="0" y="0"/>
-                      <a:ext cx="3600000" cy="1123489"/>
+                      <a:ext cx="3600000" cy="1111409"/>
                     </a:xfrm>
                     <a:prstGeom prst="rect">
                       <a:avLst/>
@@ -14907,7 +14967,7 @@
         </w:rPr>
         <w:drawing>
           <wp:inline>
-            <wp:extent cx="3600000" cy="1790270"/>
+            <wp:extent cx="3600000" cy="1770330"/>
             <wp:effectExtent b="0" l="0" r="0" t="0"/>
             <wp:docPr descr="" title="" id="86" name="Picture"/>
             <a:graphic>
@@ -14928,7 +14988,7 @@
                   <pic:spPr bwMode="auto">
                     <a:xfrm>
                       <a:off x="0" y="0"/>
-                      <a:ext cx="3600000" cy="1790270"/>
+                      <a:ext cx="3600000" cy="1770330"/>
                     </a:xfrm>
                     <a:prstGeom prst="rect">
                       <a:avLst/>
@@ -16961,7 +17021,7 @@
         </w:rPr>
         <w:drawing>
           <wp:inline>
-            <wp:extent cx="2908300" cy="2374900"/>
+            <wp:extent cx="2908300" cy="2352492"/>
             <wp:effectExtent b="0" l="0" r="0" t="0"/>
             <wp:docPr descr="" title="" id="98" name="Picture"/>
             <a:graphic>
@@ -16982,7 +17042,7 @@
                   <pic:spPr bwMode="auto">
                     <a:xfrm>
                       <a:off x="0" y="0"/>
-                      <a:ext cx="2908300" cy="2374900"/>
+                      <a:ext cx="2908300" cy="2352492"/>
                     </a:xfrm>
                     <a:prstGeom prst="rect">
                       <a:avLst/>
@@ -18500,7 +18560,7 @@
         </w:rPr>
         <w:drawing>
           <wp:inline>
-            <wp:extent cx="3240000" cy="3469701"/>
+            <wp:extent cx="3215820" cy="3469701"/>
             <wp:effectExtent b="0" l="0" r="0" t="0"/>
             <wp:docPr descr="" title="" id="105" name="Picture"/>
             <a:graphic>
@@ -18521,7 +18581,7 @@
                   <pic:spPr bwMode="auto">
                     <a:xfrm>
                       <a:off x="0" y="0"/>
-                      <a:ext cx="3240000" cy="3469701"/>
+                      <a:ext cx="3215820" cy="3469701"/>
                     </a:xfrm>
                     <a:prstGeom prst="rect">
                       <a:avLst/>
@@ -18552,7 +18612,7 @@
         </w:rPr>
         <w:drawing>
           <wp:inline>
-            <wp:extent cx="2730500" cy="3759200"/>
+            <wp:extent cx="2730500" cy="3730401"/>
             <wp:effectExtent b="0" l="0" r="0" t="0"/>
             <wp:docPr descr="" title="" id="108" name="Picture"/>
             <a:graphic>
@@ -18573,7 +18633,7 @@
                   <pic:spPr bwMode="auto">
                     <a:xfrm>
                       <a:off x="0" y="0"/>
-                      <a:ext cx="2730500" cy="3759200"/>
+                      <a:ext cx="2730500" cy="3730401"/>
                     </a:xfrm>
                     <a:prstGeom prst="rect">
                       <a:avLst/>
@@ -18604,7 +18664,7 @@
         </w:rPr>
         <w:drawing>
           <wp:inline>
-            <wp:extent cx="3240000" cy="3315568"/>
+            <wp:extent cx="3238685" cy="3315568"/>
             <wp:effectExtent b="0" l="0" r="0" t="0"/>
             <wp:docPr descr="" title="" id="111" name="Picture"/>
             <a:graphic>
@@ -18625,7 +18685,7 @@
                   <pic:spPr bwMode="auto">
                     <a:xfrm>
                       <a:off x="0" y="0"/>
-                      <a:ext cx="3240000" cy="3315568"/>
+                      <a:ext cx="3238685" cy="3315568"/>
                     </a:xfrm>
                     <a:prstGeom prst="rect">
                       <a:avLst/>
@@ -19172,7 +19232,7 @@
         </w:rPr>
         <w:drawing>
           <wp:inline>
-            <wp:extent cx="1800000" cy="3297029"/>
+            <wp:extent cx="1639604" cy="3297029"/>
             <wp:effectExtent b="0" l="0" r="0" t="0"/>
             <wp:docPr descr="" title="" id="116" name="Picture"/>
             <a:graphic>
@@ -19193,7 +19253,7 @@
                   <pic:spPr bwMode="auto">
                     <a:xfrm>
                       <a:off x="0" y="0"/>
-                      <a:ext cx="1800000" cy="3297029"/>
+                      <a:ext cx="1639604" cy="3297029"/>
                     </a:xfrm>
                     <a:prstGeom prst="rect">
                       <a:avLst/>
@@ -19848,6 +19908,8 @@
     <w:p>
       <w:pPr>
         <w:pStyle w:val="BodyText"/>
+        <w:ind w:left="480" w:hanging="480"/>
+        <w:spacing w:after="0"/>
       </w:pPr>
       <w:r>
         <w:rPr>
@@ -19865,7 +19927,20 @@
         <w:rPr>
           <w:rFonts w:ascii="Times New Roman" w:hAnsi="Times New Roman" w:eastAsia="Times New Roman" w:cs="Times New Roman"/>
         </w:rPr>
-        <w:t xml:space="preserve">　B. 4 </w:t>
+        <w:t xml:space="preserve">　</w:t>
+      </w:r>
+    </w:p>
+    <w:p>
+      <w:pPr>
+        <w:pStyle w:val="BodyText"/>
+        <w:ind w:left="480" w:hanging="480"/>
+        <w:spacing w:before="0" w:after="0"/>
+      </w:pPr>
+      <w:r>
+        <w:rPr>
+          <w:rFonts w:ascii="Times New Roman" w:hAnsi="Times New Roman" w:eastAsia="Times New Roman" w:cs="Times New Roman"/>
+        </w:rPr>
+        <w:t xml:space="preserve">B. 4 </w:t>
       </w:r>
       <w:r>
         <w:rPr>
@@ -19877,7 +19952,20 @@
         <w:rPr>
           <w:rFonts w:ascii="Times New Roman" w:hAnsi="Times New Roman" w:eastAsia="Times New Roman" w:cs="Times New Roman"/>
         </w:rPr>
-        <w:t xml:space="preserve">　C. 5 </w:t>
+        <w:t xml:space="preserve">　</w:t>
+      </w:r>
+    </w:p>
+    <w:p>
+      <w:pPr>
+        <w:pStyle w:val="BodyText"/>
+        <w:ind w:left="480" w:hanging="480"/>
+        <w:spacing w:before="0" w:after="0"/>
+      </w:pPr>
+      <w:r>
+        <w:rPr>
+          <w:rFonts w:ascii="Times New Roman" w:hAnsi="Times New Roman" w:eastAsia="Times New Roman" w:cs="Times New Roman"/>
+        </w:rPr>
+        <w:t xml:space="preserve">C. 5 </w:t>
       </w:r>
       <w:r>
         <w:rPr>
@@ -19889,7 +19977,20 @@
         <w:rPr>
           <w:rFonts w:ascii="Times New Roman" w:hAnsi="Times New Roman" w:eastAsia="Times New Roman" w:cs="Times New Roman"/>
         </w:rPr>
-        <w:t xml:space="preserve">　D. 6 </w:t>
+        <w:t xml:space="preserve">　</w:t>
+      </w:r>
+    </w:p>
+    <w:p>
+      <w:pPr>
+        <w:pStyle w:val="BodyText"/>
+        <w:ind w:left="480" w:hanging="480"/>
+        <w:spacing w:before="0" w:after="180"/>
+      </w:pPr>
+      <w:r>
+        <w:rPr>
+          <w:rFonts w:ascii="Times New Roman" w:hAnsi="Times New Roman" w:eastAsia="Times New Roman" w:cs="Times New Roman"/>
+        </w:rPr>
+        <w:t xml:space="preserve">D. 6 </w:t>
       </w:r>
       <w:r>
         <w:rPr>

--- a/00-首页/题组Word/专项卷/二分册/专项卷VIII-教师版.docx
+++ b/00-首页/题组Word/专项卷/二分册/专项卷VIII-教师版.docx
@@ -10693,7 +10693,7 @@
         <m:sSup>
           <m:e>
             <m:r>
-              <m:t>​</m:t>
+              <m:t xml:space="preserve"> </m:t>
             </m:r>
           </m:e>
           <m:sup>

--- a/00-首页/题组Word/专项卷/二分册/专项卷VIII-教师版.docx
+++ b/00-首页/题组Word/专项卷/二分册/专项卷VIII-教师版.docx
@@ -1166,6 +1166,7 @@
     <w:p>
       <w:pPr>
         <w:pStyle w:val="BodyText"/>
+        <w:spacing w:before="0" w:after="0"/>
       </w:pPr>
       <w:r>
         <w:rPr>
@@ -1286,6 +1287,7 @@
     <w:p>
       <w:pPr>
         <w:pStyle w:val="BodyText"/>
+        <w:spacing w:before="0" w:after="0"/>
       </w:pPr>
       <w:r>
         <w:rPr>
@@ -1406,6 +1408,7 @@
     <w:p>
       <w:pPr>
         <w:pStyle w:val="BodyText"/>
+        <w:spacing w:before="0" w:after="0"/>
       </w:pPr>
       <w:r>
         <w:rPr>
@@ -1520,6 +1523,7 @@
     <w:p>
       <w:pPr>
         <w:pStyle w:val="BodyText"/>
+        <w:spacing w:before="0" w:after="0"/>
       </w:pPr>
       <w:r>
         <w:rPr>
@@ -1965,6 +1969,14 @@
         <w:tblStyle w:val="Table"/>
         <w:tblW w:type="pct" w:w="5000"/>
         <w:tblLayout w:type="fixed"/>
+        <w:tblBorders>
+          <w:top w:val="single" w:sz="12" w:space="0" w:color="000000"/>
+          <w:left w:val="none" w:sz="0" w:space="0" w:color="auto"/>
+          <w:bottom w:val="single" w:sz="12" w:space="0" w:color="000000"/>
+          <w:right w:val="none" w:sz="0" w:space="0" w:color="auto"/>
+          <w:insideH w:val="none" w:sz="0" w:space="0" w:color="auto"/>
+          <w:insideV w:val="none" w:sz="0" w:space="0" w:color="auto"/>
+        </w:tblBorders>
         <w:tblLook w:firstRow="1" w:lastRow="0" w:firstColumn="0" w:lastColumn="0" w:noHBand="0" w:noVBand="0" w:val="0020"/>
       </w:tblPr>
       <w:tblGrid>
@@ -1982,7 +1994,11 @@
           <w:tblHeader w:val="on"/>
         </w:trPr>
         <w:tc>
-          <w:tcPr/>
+          <w:tcPr>
+            <w:tcBorders>
+              <w:bottom w:val="single" w:sz="8" w:space="0" w:color="000000"/>
+            </w:tcBorders>
+          </w:tcPr>
           <w:p>
             <w:pPr>
               <w:pStyle w:val="Compact"/>
@@ -2005,7 +2021,11 @@
           </w:p>
         </w:tc>
         <w:tc>
-          <w:tcPr/>
+          <w:tcPr>
+            <w:tcBorders>
+              <w:bottom w:val="single" w:sz="8" w:space="0" w:color="000000"/>
+            </w:tcBorders>
+          </w:tcPr>
           <w:p>
             <w:pPr>
               <w:pStyle w:val="Compact"/>
@@ -2021,7 +2041,11 @@
           </w:p>
         </w:tc>
         <w:tc>
-          <w:tcPr/>
+          <w:tcPr>
+            <w:tcBorders>
+              <w:bottom w:val="single" w:sz="8" w:space="0" w:color="000000"/>
+            </w:tcBorders>
+          </w:tcPr>
           <w:p>
             <w:pPr>
               <w:pStyle w:val="Compact"/>
@@ -2037,7 +2061,11 @@
           </w:p>
         </w:tc>
         <w:tc>
-          <w:tcPr/>
+          <w:tcPr>
+            <w:tcBorders>
+              <w:bottom w:val="single" w:sz="8" w:space="0" w:color="000000"/>
+            </w:tcBorders>
+          </w:tcPr>
           <w:p>
             <w:pPr>
               <w:pStyle w:val="Compact"/>
@@ -2053,7 +2081,11 @@
           </w:p>
         </w:tc>
         <w:tc>
-          <w:tcPr/>
+          <w:tcPr>
+            <w:tcBorders>
+              <w:bottom w:val="single" w:sz="8" w:space="0" w:color="000000"/>
+            </w:tcBorders>
+          </w:tcPr>
           <w:p>
             <w:pPr>
               <w:pStyle w:val="Compact"/>
@@ -2069,7 +2101,11 @@
           </w:p>
         </w:tc>
         <w:tc>
-          <w:tcPr/>
+          <w:tcPr>
+            <w:tcBorders>
+              <w:bottom w:val="single" w:sz="8" w:space="0" w:color="000000"/>
+            </w:tcBorders>
+          </w:tcPr>
           <w:p>
             <w:pPr>
               <w:pStyle w:val="Compact"/>
@@ -2085,7 +2121,11 @@
           </w:p>
         </w:tc>
         <w:tc>
-          <w:tcPr/>
+          <w:tcPr>
+            <w:tcBorders>
+              <w:bottom w:val="single" w:sz="8" w:space="0" w:color="000000"/>
+            </w:tcBorders>
+          </w:tcPr>
           <w:p>
             <w:pPr>
               <w:pStyle w:val="Compact"/>
@@ -2101,7 +2141,11 @@
           </w:p>
         </w:tc>
         <w:tc>
-          <w:tcPr/>
+          <w:tcPr>
+            <w:tcBorders>
+              <w:bottom w:val="single" w:sz="8" w:space="0" w:color="000000"/>
+            </w:tcBorders>
+          </w:tcPr>
           <w:p>
             <w:pPr>
               <w:pStyle w:val="Compact"/>
@@ -10590,8 +10634,8 @@
           <w:ilvl w:val="0"/>
           <w:numId w:val="1012"/>
         </w:numPr>
+        <w:spacing w:before="0" w:after="0"/>
         <w:ind w:left="480" w:hanging="480"/>
-        <w:spacing w:after="0"/>
       </w:pPr>
       <w:r>
         <w:rPr>
@@ -10666,8 +10710,8 @@
           <w:ilvl w:val="0"/>
           <w:numId w:val="1012"/>
         </w:numPr>
+        <w:spacing w:before="0" w:after="0"/>
         <w:ind w:left="480" w:hanging="480"/>
-        <w:spacing w:before="0" w:after="0"/>
       </w:pPr>
       <w:r>
         <w:rPr>
@@ -10749,8 +10793,8 @@
           <w:ilvl w:val="0"/>
           <w:numId w:val="1012"/>
         </w:numPr>
+        <w:spacing w:before="0" w:after="0"/>
         <w:ind w:left="480" w:hanging="480"/>
-        <w:spacing w:before="0" w:after="0"/>
       </w:pPr>
       <w:r>
         <w:rPr>
@@ -10840,8 +10884,8 @@
           <w:ilvl w:val="0"/>
           <w:numId w:val="1012"/>
         </w:numPr>
+        <w:spacing w:before="0" w:after="0"/>
         <w:ind w:left="480" w:hanging="480"/>
-        <w:spacing w:before="0" w:after="0"/>
       </w:pPr>
       <w:r>
         <w:rPr>
@@ -10914,8 +10958,8 @@
           <w:ilvl w:val="0"/>
           <w:numId w:val="1012"/>
         </w:numPr>
+        <w:spacing w:before="0" w:after="0"/>
         <w:ind w:left="480" w:hanging="480"/>
-        <w:spacing w:before="0" w:after="180"/>
       </w:pPr>
       <w:r>
         <w:rPr>
@@ -19908,8 +19952,8 @@
     <w:p>
       <w:pPr>
         <w:pStyle w:val="BodyText"/>
+        <w:spacing w:before="0" w:after="0"/>
         <w:ind w:left="480" w:hanging="480"/>
-        <w:spacing w:after="0"/>
       </w:pPr>
       <w:r>
         <w:rPr>
@@ -19933,14 +19977,39 @@
     <w:p>
       <w:pPr>
         <w:pStyle w:val="BodyText"/>
+        <w:spacing w:before="0" w:after="0"/>
         <w:ind w:left="480" w:hanging="480"/>
+      </w:pPr>
+      <w:r>
+        <w:rPr>
+          <w:rFonts w:ascii="Times New Roman" w:hAnsi="Times New Roman" w:eastAsia="Times New Roman" w:cs="Times New Roman"/>
+        </w:rPr>
+        <w:t xml:space="preserve">B. 4 </w:t>
+      </w:r>
+      <w:r>
+        <w:rPr>
+          <w:rFonts w:hint="eastAsia" w:ascii="Times New Roman" w:hAnsi="Times New Roman" w:eastAsia="FangSong" w:cs="Times New Roman"/>
+        </w:rPr>
+        <w:t xml:space="preserve">种</w:t>
+      </w:r>
+      <w:r>
+        <w:rPr>
+          <w:rFonts w:ascii="Times New Roman" w:hAnsi="Times New Roman" w:eastAsia="Times New Roman" w:cs="Times New Roman"/>
+        </w:rPr>
+        <w:t xml:space="preserve">　</w:t>
+      </w:r>
+    </w:p>
+    <w:p>
+      <w:pPr>
+        <w:pStyle w:val="BodyText"/>
         <w:spacing w:before="0" w:after="0"/>
-      </w:pPr>
-      <w:r>
-        <w:rPr>
-          <w:rFonts w:ascii="Times New Roman" w:hAnsi="Times New Roman" w:eastAsia="Times New Roman" w:cs="Times New Roman"/>
-        </w:rPr>
-        <w:t xml:space="preserve">B. 4 </w:t>
+        <w:ind w:left="480" w:hanging="480"/>
+      </w:pPr>
+      <w:r>
+        <w:rPr>
+          <w:rFonts w:ascii="Times New Roman" w:hAnsi="Times New Roman" w:eastAsia="Times New Roman" w:cs="Times New Roman"/>
+        </w:rPr>
+        <w:t xml:space="preserve">C. 5 </w:t>
       </w:r>
       <w:r>
         <w:rPr>
@@ -19958,33 +20027,8 @@
     <w:p>
       <w:pPr>
         <w:pStyle w:val="BodyText"/>
+        <w:spacing w:before="0" w:after="0"/>
         <w:ind w:left="480" w:hanging="480"/>
-        <w:spacing w:before="0" w:after="0"/>
-      </w:pPr>
-      <w:r>
-        <w:rPr>
-          <w:rFonts w:ascii="Times New Roman" w:hAnsi="Times New Roman" w:eastAsia="Times New Roman" w:cs="Times New Roman"/>
-        </w:rPr>
-        <w:t xml:space="preserve">C. 5 </w:t>
-      </w:r>
-      <w:r>
-        <w:rPr>
-          <w:rFonts w:hint="eastAsia" w:ascii="Times New Roman" w:hAnsi="Times New Roman" w:eastAsia="FangSong" w:cs="Times New Roman"/>
-        </w:rPr>
-        <w:t xml:space="preserve">种</w:t>
-      </w:r>
-      <w:r>
-        <w:rPr>
-          <w:rFonts w:ascii="Times New Roman" w:hAnsi="Times New Roman" w:eastAsia="Times New Roman" w:cs="Times New Roman"/>
-        </w:rPr>
-        <w:t xml:space="preserve">　</w:t>
-      </w:r>
-    </w:p>
-    <w:p>
-      <w:pPr>
-        <w:pStyle w:val="BodyText"/>
-        <w:ind w:left="480" w:hanging="480"/>
-        <w:spacing w:before="0" w:after="180"/>
       </w:pPr>
       <w:r>
         <w:rPr>
@@ -22950,7 +22994,7 @@
     <ns0:rPr>
       <ns0:rFonts ns0:ascii="Times New Roman" ns0:cs="Times New Roman" ns0:eastAsia="SimHei" ns0:hAnsi="Times New Roman"/>
       <ns0:b/>
-      <ns0:color ns0:val="17324D"/>
+      <ns0:color ns0:val="000000"/>
       <ns0:sz ns0:val="44"/>
       <ns0:szCs ns0:val="56"/>
     </ns0:rPr>
@@ -23092,7 +23136,7 @@
     <ns0:rPr>
       <ns0:rFonts ns0:ascii="Times New Roman" ns0:cs="Times New Roman" ns0:eastAsia="SimHei" ns0:hAnsi="Times New Roman"/>
       <ns0:b/>
-      <ns0:color ns0:val="17324D"/>
+      <ns0:color ns0:val="000000"/>
       <ns0:sz ns0:val="32"/>
       <ns0:szCs ns0:val="40"/>
     </ns0:rPr>
@@ -23116,7 +23160,7 @@
     <ns0:rPr>
       <ns0:rFonts ns0:ascii="Times New Roman" ns0:cs="Times New Roman" ns0:eastAsia="SimHei" ns0:hAnsi="Times New Roman"/>
       <ns0:b/>
-      <ns0:color ns0:val="17324D"/>
+      <ns0:color ns0:val="000000"/>
       <ns0:sz ns0:val="28"/>
       <ns0:szCs ns0:val="32"/>
     </ns0:rPr>
@@ -23140,7 +23184,7 @@
     <ns0:rPr>
       <ns0:rFonts ns0:ascii="Times New Roman" ns0:cs="Times New Roman" ns0:eastAsia="SimHei" ns0:hAnsi="Times New Roman"/>
       <ns0:b/>
-      <ns0:color ns0:val="17324D"/>
+      <ns0:color ns0:val="000000"/>
       <ns0:sz ns0:val="25"/>
       <ns0:szCs ns0:val="28"/>
     </ns0:rPr>
